--- a/docs/etl/FedProspect-Loader-Reference.docx
+++ b/docs/etl/FedProspect-Loader-Reference.docx
@@ -22,7 +22,7 @@
           <w:color w:val="666666"/>
           <w:sz w:val="24"/>
         </w:rPr>
-        <w:t>Generated 2026-03-22</w:t>
+        <w:t>Generated 2026-03-29</w:t>
       </w:r>
     </w:p>
     <w:p>
@@ -33,7 +33,7 @@
         <w:rPr>
           <w:sz w:val="22"/>
         </w:rPr>
-        <w:t>Comprehensive reference for all 14 ETL loaders in the Federal Contract Prospecting System.</w:t>
+        <w:t>Comprehensive reference for all 15 ETL loaders in the Federal Contract Prospecting System.</w:t>
       </w:r>
     </w:p>
     <w:p>
@@ -158,7 +158,15 @@
         <w:spacing w:after="40"/>
       </w:pPr>
       <w:r>
-        <w:t>14. On-Demand Award Loader</w:t>
+        <w:t>14. Description Backfill Loader</w:t>
+      </w:r>
+    </w:p>
+    <w:p>
+      <w:pPr>
+        <w:spacing w:after="40"/>
+      </w:pPr>
+      <w:r>
+        <w:t>15. On-Demand Loader</w:t>
       </w:r>
     </w:p>
     <w:p>
@@ -9396,7 +9404,7 @@
         <w:pStyle w:val="Heading1"/>
       </w:pPr>
       <w:r>
-        <w:t>14. On-Demand Award Loader</w:t>
+        <w:t>14. Description Backfill Loader</w:t>
       </w:r>
     </w:p>
     <w:p>
@@ -9409,7 +9417,7 @@
     </w:p>
     <w:p>
       <w:r>
-        <w:t>Processes pending on-demand data load requests inserted by the C# API. Polls the data_load_request table for PENDING rows and fetches data from USASpending or SAM.gov APIs. Supports two request types: USASPENDING_AWARD (award + transactions) and FPDS_AWARD (FPDS contract data).</w:t>
+        <w:t>Fetches and caches full description text for opportunities from SAM.gov. Opportunities are loaded with a description_url but not the full HTML text; this loader backfills the description_text column by fetching each URL individually. Uses a two-pass priority strategy: high-value opportunities (matching target NAICS and WOSB/8(a)/SBA set-asides) are fetched first, then remaining budget is used for the general backlog.</w:t>
       </w:r>
     </w:p>
     <w:p>
@@ -9430,7 +9438,7 @@
           <w:rFonts w:ascii="Consolas" w:hAnsi="Consolas"/>
           <w:sz w:val="18"/>
         </w:rPr>
-        <w:t>python main.py demand process-requests [OPTIONS]</w:t>
+        <w:t>python main.py update fetch-descriptions [OPTIONS]</w:t>
       </w:r>
     </w:p>
     <w:p>
@@ -9443,12 +9451,12 @@
     </w:p>
     <w:p>
       <w:r>
-        <w:t>USASpending.gov API and SAM.gov Awards API, triggered by rows in data_load_request.</w:t>
-      </w:r>
-    </w:p>
-    <w:p>
-      <w:r>
-        <w:t>API Clients: USASpendingClient, SAMAwardsClient</w:t>
+        <w:t>SAM.gov Opportunity Description URLs (one GET request per opportunity)</w:t>
+      </w:r>
+    </w:p>
+    <w:p>
+      <w:r>
+        <w:t>API Client: SAMOpportunityClient (api_clients/sam_opportunity_client.py)</w:t>
       </w:r>
     </w:p>
     <w:p>
@@ -9528,33 +9536,33 @@
               <w:rPr>
                 <w:sz w:val="18"/>
               </w:rPr>
-              <w:t>data_load_request</w:t>
-            </w:r>
-          </w:p>
-        </w:tc>
-        <w:tc>
-          <w:tcPr>
-            <w:tcW w:type="dxa" w:w="2880"/>
-          </w:tcPr>
-          <w:p>
-            <w:r>
-              <w:rPr>
-                <w:sz w:val="18"/>
-              </w:rPr>
-              <w:t>Queue</w:t>
-            </w:r>
-          </w:p>
-        </w:tc>
-        <w:tc>
-          <w:tcPr>
-            <w:tcW w:type="dxa" w:w="2880"/>
-          </w:tcPr>
-          <w:p>
-            <w:r>
-              <w:rPr>
-                <w:sz w:val="18"/>
-              </w:rPr>
-              <w:t>Request queue (status: PENDING -&gt; COMPLETE/FAILED)</w:t>
+              <w:t>opportunity</w:t>
+            </w:r>
+          </w:p>
+        </w:tc>
+        <w:tc>
+          <w:tcPr>
+            <w:tcW w:type="dxa" w:w="2880"/>
+          </w:tcPr>
+          <w:p>
+            <w:r>
+              <w:rPr>
+                <w:sz w:val="18"/>
+              </w:rPr>
+              <w:t>Target</w:t>
+            </w:r>
+          </w:p>
+        </w:tc>
+        <w:tc>
+          <w:tcPr>
+            <w:tcW w:type="dxa" w:w="2880"/>
+          </w:tcPr>
+          <w:p>
+            <w:r>
+              <w:rPr>
+                <w:sz w:val="18"/>
+              </w:rPr>
+              <w:t>Updates description_text and description_fetched_at columns</w:t>
             </w:r>
           </w:p>
         </w:tc>
@@ -9569,129 +9577,6 @@
               <w:rPr>
                 <w:sz w:val="18"/>
               </w:rPr>
-              <w:t>usaspending_award</w:t>
-            </w:r>
-          </w:p>
-        </w:tc>
-        <w:tc>
-          <w:tcPr>
-            <w:tcW w:type="dxa" w:w="2880"/>
-          </w:tcPr>
-          <w:p>
-            <w:r>
-              <w:rPr>
-                <w:sz w:val="18"/>
-              </w:rPr>
-              <w:t>Target</w:t>
-            </w:r>
-          </w:p>
-        </w:tc>
-        <w:tc>
-          <w:tcPr>
-            <w:tcW w:type="dxa" w:w="2880"/>
-          </w:tcPr>
-          <w:p>
-            <w:r>
-              <w:rPr>
-                <w:sz w:val="18"/>
-              </w:rPr>
-              <w:t>USASpending award records (for USASPENDING_AWARD type)</w:t>
-            </w:r>
-          </w:p>
-        </w:tc>
-      </w:tr>
-      <w:tr>
-        <w:tc>
-          <w:tcPr>
-            <w:tcW w:type="dxa" w:w="2880"/>
-          </w:tcPr>
-          <w:p>
-            <w:r>
-              <w:rPr>
-                <w:sz w:val="18"/>
-              </w:rPr>
-              <w:t>usaspending_transaction</w:t>
-            </w:r>
-          </w:p>
-        </w:tc>
-        <w:tc>
-          <w:tcPr>
-            <w:tcW w:type="dxa" w:w="2880"/>
-          </w:tcPr>
-          <w:p>
-            <w:r>
-              <w:rPr>
-                <w:sz w:val="18"/>
-              </w:rPr>
-              <w:t>Target</w:t>
-            </w:r>
-          </w:p>
-        </w:tc>
-        <w:tc>
-          <w:tcPr>
-            <w:tcW w:type="dxa" w:w="2880"/>
-          </w:tcPr>
-          <w:p>
-            <w:r>
-              <w:rPr>
-                <w:sz w:val="18"/>
-              </w:rPr>
-              <w:t>Transaction records (for USASPENDING_AWARD type)</w:t>
-            </w:r>
-          </w:p>
-        </w:tc>
-      </w:tr>
-      <w:tr>
-        <w:tc>
-          <w:tcPr>
-            <w:tcW w:type="dxa" w:w="2880"/>
-          </w:tcPr>
-          <w:p>
-            <w:r>
-              <w:rPr>
-                <w:sz w:val="18"/>
-              </w:rPr>
-              <w:t>fpds_contract</w:t>
-            </w:r>
-          </w:p>
-        </w:tc>
-        <w:tc>
-          <w:tcPr>
-            <w:tcW w:type="dxa" w:w="2880"/>
-          </w:tcPr>
-          <w:p>
-            <w:r>
-              <w:rPr>
-                <w:sz w:val="18"/>
-              </w:rPr>
-              <w:t>Target</w:t>
-            </w:r>
-          </w:p>
-        </w:tc>
-        <w:tc>
-          <w:tcPr>
-            <w:tcW w:type="dxa" w:w="2880"/>
-          </w:tcPr>
-          <w:p>
-            <w:r>
-              <w:rPr>
-                <w:sz w:val="18"/>
-              </w:rPr>
-              <w:t>FPDS contract records (for FPDS_AWARD type)</w:t>
-            </w:r>
-          </w:p>
-        </w:tc>
-      </w:tr>
-      <w:tr>
-        <w:tc>
-          <w:tcPr>
-            <w:tcW w:type="dxa" w:w="2880"/>
-          </w:tcPr>
-          <w:p>
-            <w:r>
-              <w:rPr>
-                <w:sz w:val="18"/>
-              </w:rPr>
               <w:t>etl_load_log</w:t>
             </w:r>
           </w:p>
@@ -9734,7 +9619,14 @@
     </w:p>
     <w:p>
       <w:r>
-        <w:t>Polls data_load_request for up to 10 PENDING rows per invocation. For each request, determines the request type and delegates to the appropriate loader (USASpendingLoader or AwardsLoader). Updates request status to COMPLETE or FAILED. Use --watch for continuous polling (5-second interval).</w:t>
+        <w:t>Two-pass priority fetch:</w:t>
+        <w:br/>
+        <w:t xml:space="preserve">  Pass 1 (priority): Fetch descriptions for opportunities matching --naics and --set-aside filters (e.g., WOSB, 8A, SBA + target NAICS codes).</w:t>
+        <w:br/>
+        <w:t xml:space="preserve">  Pass 2 (general): Use remaining budget for all other opportunities missing descriptions.</w:t>
+        <w:br/>
+        <w:br/>
+        <w:t>Each description is fetched individually (1 API call per opportunity). HTML response is parsed and stored as plain text. Integrated into daily_load.bat as step 2 with --limit 100.</w:t>
       </w:r>
     </w:p>
     <w:p>
@@ -9747,7 +9639,7 @@
     </w:p>
     <w:p>
       <w:r>
-        <w:t>USASpending: no rate limits. SAM.gov: uses API key 2 (1,000/day).</w:t>
+        <w:t>SAM.gov API key 2 (default): 1,000 calls/day. Each description = 1 API call. Daily batch limited to 100 via --limit. Uses --key 2 by default.</w:t>
       </w:r>
     </w:p>
     <w:p>
@@ -9760,7 +9652,7 @@
     </w:p>
     <w:p>
       <w:r>
-        <w:t>Delegates to underlying loaders (USASpendingLoader, AwardsLoader) which use SHA-256 change detection.</w:t>
+        <w:t>Processes only opportunities where description_text IS NULL (--missing-only default). Use --all to re-fetch previously cached descriptions.</w:t>
       </w:r>
     </w:p>
     <w:p>
@@ -9840,33 +9732,320 @@
               <w:rPr>
                 <w:sz w:val="18"/>
               </w:rPr>
-              <w:t>--watch</w:t>
-            </w:r>
-          </w:p>
-        </w:tc>
-        <w:tc>
-          <w:tcPr>
-            <w:tcW w:type="dxa" w:w="2880"/>
-          </w:tcPr>
-          <w:p>
-            <w:r>
-              <w:rPr>
-                <w:sz w:val="18"/>
-              </w:rPr>
-              <w:t>False</w:t>
-            </w:r>
-          </w:p>
-        </w:tc>
-        <w:tc>
-          <w:tcPr>
-            <w:tcW w:type="dxa" w:w="2880"/>
-          </w:tcPr>
-          <w:p>
-            <w:r>
-              <w:rPr>
-                <w:sz w:val="18"/>
-              </w:rPr>
-              <w:t>Run continuously, polling every 5 seconds</w:t>
+              <w:t>--missing-only/--all</w:t>
+            </w:r>
+          </w:p>
+        </w:tc>
+        <w:tc>
+          <w:tcPr>
+            <w:tcW w:type="dxa" w:w="2880"/>
+          </w:tcPr>
+          <w:p>
+            <w:r>
+              <w:rPr>
+                <w:sz w:val="18"/>
+              </w:rPr>
+              <w:t>missing-only</w:t>
+            </w:r>
+          </w:p>
+        </w:tc>
+        <w:tc>
+          <w:tcPr>
+            <w:tcW w:type="dxa" w:w="2880"/>
+          </w:tcPr>
+          <w:p>
+            <w:r>
+              <w:rPr>
+                <w:sz w:val="18"/>
+              </w:rPr>
+              <w:t>Only fetch for rows missing description_text</w:t>
+            </w:r>
+          </w:p>
+        </w:tc>
+      </w:tr>
+      <w:tr>
+        <w:tc>
+          <w:tcPr>
+            <w:tcW w:type="dxa" w:w="2880"/>
+          </w:tcPr>
+          <w:p>
+            <w:r>
+              <w:rPr>
+                <w:sz w:val="18"/>
+              </w:rPr>
+              <w:t>--batch-size</w:t>
+            </w:r>
+          </w:p>
+        </w:tc>
+        <w:tc>
+          <w:tcPr>
+            <w:tcW w:type="dxa" w:w="2880"/>
+          </w:tcPr>
+          <w:p>
+            <w:r>
+              <w:rPr>
+                <w:sz w:val="18"/>
+              </w:rPr>
+              <w:t>100</w:t>
+            </w:r>
+          </w:p>
+        </w:tc>
+        <w:tc>
+          <w:tcPr>
+            <w:tcW w:type="dxa" w:w="2880"/>
+          </w:tcPr>
+          <w:p>
+            <w:r>
+              <w:rPr>
+                <w:sz w:val="18"/>
+              </w:rPr>
+              <w:t>Opportunities per commit batch</w:t>
+            </w:r>
+          </w:p>
+        </w:tc>
+      </w:tr>
+      <w:tr>
+        <w:tc>
+          <w:tcPr>
+            <w:tcW w:type="dxa" w:w="2880"/>
+          </w:tcPr>
+          <w:p>
+            <w:r>
+              <w:rPr>
+                <w:sz w:val="18"/>
+              </w:rPr>
+              <w:t>--days-back</w:t>
+            </w:r>
+          </w:p>
+        </w:tc>
+        <w:tc>
+          <w:tcPr>
+            <w:tcW w:type="dxa" w:w="2880"/>
+          </w:tcPr>
+          <w:p>
+            <w:r>
+              <w:rPr>
+                <w:sz w:val="18"/>
+              </w:rPr>
+              <w:t>None</w:t>
+            </w:r>
+          </w:p>
+        </w:tc>
+        <w:tc>
+          <w:tcPr>
+            <w:tcW w:type="dxa" w:w="2880"/>
+          </w:tcPr>
+          <w:p>
+            <w:r>
+              <w:rPr>
+                <w:sz w:val="18"/>
+              </w:rPr>
+              <w:t>Only fetch for opps posted in the last N days</w:t>
+            </w:r>
+          </w:p>
+        </w:tc>
+      </w:tr>
+      <w:tr>
+        <w:tc>
+          <w:tcPr>
+            <w:tcW w:type="dxa" w:w="2880"/>
+          </w:tcPr>
+          <w:p>
+            <w:r>
+              <w:rPr>
+                <w:sz w:val="18"/>
+              </w:rPr>
+              <w:t>--notice-id</w:t>
+            </w:r>
+          </w:p>
+        </w:tc>
+        <w:tc>
+          <w:tcPr>
+            <w:tcW w:type="dxa" w:w="2880"/>
+          </w:tcPr>
+          <w:p>
+            <w:r>
+              <w:rPr>
+                <w:sz w:val="18"/>
+              </w:rPr>
+              <w:t>None</w:t>
+            </w:r>
+          </w:p>
+        </w:tc>
+        <w:tc>
+          <w:tcPr>
+            <w:tcW w:type="dxa" w:w="2880"/>
+          </w:tcPr>
+          <w:p>
+            <w:r>
+              <w:rPr>
+                <w:sz w:val="18"/>
+              </w:rPr>
+              <w:t>Fetch for a single notice ID</w:t>
+            </w:r>
+          </w:p>
+        </w:tc>
+      </w:tr>
+      <w:tr>
+        <w:tc>
+          <w:tcPr>
+            <w:tcW w:type="dxa" w:w="2880"/>
+          </w:tcPr>
+          <w:p>
+            <w:r>
+              <w:rPr>
+                <w:sz w:val="18"/>
+              </w:rPr>
+              <w:t>--key</w:t>
+            </w:r>
+          </w:p>
+        </w:tc>
+        <w:tc>
+          <w:tcPr>
+            <w:tcW w:type="dxa" w:w="2880"/>
+          </w:tcPr>
+          <w:p>
+            <w:r>
+              <w:rPr>
+                <w:sz w:val="18"/>
+              </w:rPr>
+              <w:t>2</w:t>
+            </w:r>
+          </w:p>
+        </w:tc>
+        <w:tc>
+          <w:tcPr>
+            <w:tcW w:type="dxa" w:w="2880"/>
+          </w:tcPr>
+          <w:p>
+            <w:r>
+              <w:rPr>
+                <w:sz w:val="18"/>
+              </w:rPr>
+              <w:t>SAM API key (1 or 2)</w:t>
+            </w:r>
+          </w:p>
+        </w:tc>
+      </w:tr>
+      <w:tr>
+        <w:tc>
+          <w:tcPr>
+            <w:tcW w:type="dxa" w:w="2880"/>
+          </w:tcPr>
+          <w:p>
+            <w:r>
+              <w:rPr>
+                <w:sz w:val="18"/>
+              </w:rPr>
+              <w:t>--naics</w:t>
+            </w:r>
+          </w:p>
+        </w:tc>
+        <w:tc>
+          <w:tcPr>
+            <w:tcW w:type="dxa" w:w="2880"/>
+          </w:tcPr>
+          <w:p>
+            <w:r>
+              <w:rPr>
+                <w:sz w:val="18"/>
+              </w:rPr>
+              <w:t>None</w:t>
+            </w:r>
+          </w:p>
+        </w:tc>
+        <w:tc>
+          <w:tcPr>
+            <w:tcW w:type="dxa" w:w="2880"/>
+          </w:tcPr>
+          <w:p>
+            <w:r>
+              <w:rPr>
+                <w:sz w:val="18"/>
+              </w:rPr>
+              <w:t>Priority NAICS codes (comma-separated, fetched first)</w:t>
+            </w:r>
+          </w:p>
+        </w:tc>
+      </w:tr>
+      <w:tr>
+        <w:tc>
+          <w:tcPr>
+            <w:tcW w:type="dxa" w:w="2880"/>
+          </w:tcPr>
+          <w:p>
+            <w:r>
+              <w:rPr>
+                <w:sz w:val="18"/>
+              </w:rPr>
+              <w:t>--set-aside</w:t>
+            </w:r>
+          </w:p>
+        </w:tc>
+        <w:tc>
+          <w:tcPr>
+            <w:tcW w:type="dxa" w:w="2880"/>
+          </w:tcPr>
+          <w:p>
+            <w:r>
+              <w:rPr>
+                <w:sz w:val="18"/>
+              </w:rPr>
+              <w:t>None</w:t>
+            </w:r>
+          </w:p>
+        </w:tc>
+        <w:tc>
+          <w:tcPr>
+            <w:tcW w:type="dxa" w:w="2880"/>
+          </w:tcPr>
+          <w:p>
+            <w:r>
+              <w:rPr>
+                <w:sz w:val="18"/>
+              </w:rPr>
+              <w:t>Priority set-aside codes (e.g., WOSB,8A,SBA)</w:t>
+            </w:r>
+          </w:p>
+        </w:tc>
+      </w:tr>
+      <w:tr>
+        <w:tc>
+          <w:tcPr>
+            <w:tcW w:type="dxa" w:w="2880"/>
+          </w:tcPr>
+          <w:p>
+            <w:r>
+              <w:rPr>
+                <w:sz w:val="18"/>
+              </w:rPr>
+              <w:t>--limit</w:t>
+            </w:r>
+          </w:p>
+        </w:tc>
+        <w:tc>
+          <w:tcPr>
+            <w:tcW w:type="dxa" w:w="2880"/>
+          </w:tcPr>
+          <w:p>
+            <w:r>
+              <w:rPr>
+                <w:sz w:val="18"/>
+              </w:rPr>
+              <w:t>None</w:t>
+            </w:r>
+          </w:p>
+        </w:tc>
+        <w:tc>
+          <w:tcPr>
+            <w:tcW w:type="dxa" w:w="2880"/>
+          </w:tcPr>
+          <w:p>
+            <w:r>
+              <w:rPr>
+                <w:sz w:val="18"/>
+              </w:rPr>
+              <w:t>Max total descriptions to fetch</w:t>
             </w:r>
           </w:p>
         </w:tc>
@@ -9890,7 +10069,7 @@
           <w:rFonts w:ascii="Consolas" w:hAnsi="Consolas"/>
           <w:sz w:val="18"/>
         </w:rPr>
-        <w:t>python main.py demand process-requests</w:t>
+        <w:t>python main.py update fetch-descriptions</w:t>
       </w:r>
     </w:p>
     <w:p>
@@ -9903,7 +10082,654 @@
           <w:rFonts w:ascii="Consolas" w:hAnsi="Consolas"/>
           <w:sz w:val="18"/>
         </w:rPr>
-        <w:t>python main.py demand process-requests --watch</w:t>
+        <w:t>python main.py update fetch-descriptions --days-back 7</w:t>
+      </w:r>
+    </w:p>
+    <w:p>
+      <w:pPr>
+        <w:spacing w:before="80" w:after="80"/>
+        <w:ind w:left="567"/>
+      </w:pPr>
+      <w:r>
+        <w:rPr>
+          <w:rFonts w:ascii="Consolas" w:hAnsi="Consolas"/>
+          <w:sz w:val="18"/>
+        </w:rPr>
+        <w:t>python main.py update fetch-descriptions --notice-id abc123 --key 1</w:t>
+      </w:r>
+    </w:p>
+    <w:p>
+      <w:pPr>
+        <w:spacing w:before="80" w:after="80"/>
+        <w:ind w:left="567"/>
+      </w:pPr>
+      <w:r>
+        <w:rPr>
+          <w:rFonts w:ascii="Consolas" w:hAnsi="Consolas"/>
+          <w:sz w:val="18"/>
+        </w:rPr>
+        <w:t>python main.py update fetch-descriptions --naics 541511,541512 --set-aside WOSB,8A --limit 100</w:t>
+      </w:r>
+    </w:p>
+    <w:p>
+      <w:pPr>
+        <w:pStyle w:val="Heading2"/>
+      </w:pPr>
+      <w:r>
+        <w:t>Common Issues</w:t>
+      </w:r>
+    </w:p>
+    <w:p>
+      <w:r>
+        <w:t>- Each description = 1 API call; use --limit to control daily budget consumption.</w:t>
+        <w:br/>
+        <w:t>- Priority pass ensures WOSB/8(a)/SBA opportunities are filled first.</w:t>
+        <w:br/>
+        <w:t>- Some opportunities have no description URL (description_url IS NULL); these are skipped.</w:t>
+        <w:br/>
+        <w:t>- Integrated into daily_load.bat as step 2 (100/day batch).</w:t>
+      </w:r>
+    </w:p>
+    <w:p>
+      <w:r>
+        <w:br w:type="page"/>
+      </w:r>
+    </w:p>
+    <w:p>
+      <w:pPr>
+        <w:pStyle w:val="Heading1"/>
+      </w:pPr>
+      <w:r>
+        <w:t>15. On-Demand Loader</w:t>
+      </w:r>
+    </w:p>
+    <w:p>
+      <w:pPr>
+        <w:pStyle w:val="Heading2"/>
+      </w:pPr>
+      <w:r>
+        <w:t>Overview</w:t>
+      </w:r>
+    </w:p>
+    <w:p>
+      <w:r>
+        <w:t>Processes pending on-demand data load requests inserted by the C# API. Polls the data_load_request table for PENDING rows and routes to the appropriate loader. Supports four request types: USASPENDING_AWARD, FPDS_AWARD, REFRESH_FEDHIER_ORG (single org refresh from SAM.gov Federal Hierarchy API), and ATTACHMENT_ANALYSIS (AI analysis of opportunity attachments).</w:t>
+      </w:r>
+    </w:p>
+    <w:p>
+      <w:pPr>
+        <w:pStyle w:val="Heading2"/>
+      </w:pPr>
+      <w:r>
+        <w:t>CLI Command</w:t>
+      </w:r>
+    </w:p>
+    <w:p>
+      <w:pPr>
+        <w:spacing w:before="80" w:after="80"/>
+        <w:ind w:left="567"/>
+      </w:pPr>
+      <w:r>
+        <w:rPr>
+          <w:rFonts w:ascii="Consolas" w:hAnsi="Consolas"/>
+          <w:sz w:val="18"/>
+        </w:rPr>
+        <w:t>python main.py job process-requests [OPTIONS]</w:t>
+      </w:r>
+    </w:p>
+    <w:p>
+      <w:pPr>
+        <w:pStyle w:val="Heading2"/>
+      </w:pPr>
+      <w:r>
+        <w:t>Data Source</w:t>
+      </w:r>
+    </w:p>
+    <w:p>
+      <w:r>
+        <w:t>USASpending.gov API, SAM.gov Awards API, SAM.gov Federal Hierarchy API, and local attachment processing, triggered by rows in data_load_request.</w:t>
+      </w:r>
+    </w:p>
+    <w:p>
+      <w:r>
+        <w:t>API Clients: USASpendingClient, SAMAwardsClient, SAMFedHierClient</w:t>
+      </w:r>
+    </w:p>
+    <w:p>
+      <w:pPr>
+        <w:pStyle w:val="Heading2"/>
+      </w:pPr>
+      <w:r>
+        <w:t>Tables Populated</w:t>
+      </w:r>
+    </w:p>
+    <w:tbl>
+      <w:tblPr>
+        <w:tblStyle w:val="TableGrid"/>
+        <w:tblW w:type="auto" w:w="0"/>
+        <w:jc w:val="left"/>
+        <w:tblLook w:firstColumn="1" w:firstRow="1" w:lastColumn="0" w:lastRow="0" w:noHBand="0" w:noVBand="1" w:val="04A0"/>
+      </w:tblPr>
+      <w:tblGrid>
+        <w:gridCol w:w="2880"/>
+        <w:gridCol w:w="2880"/>
+        <w:gridCol w:w="2880"/>
+      </w:tblGrid>
+      <w:tr>
+        <w:tc>
+          <w:tcPr>
+            <w:tcW w:type="dxa" w:w="2880"/>
+            <w:shd w:fill="D9E2F3" w:val="clear"/>
+          </w:tcPr>
+          <w:p>
+            <w:r>
+              <w:rPr>
+                <w:b/>
+                <w:sz w:val="18"/>
+              </w:rPr>
+              <w:t>Table</w:t>
+            </w:r>
+          </w:p>
+        </w:tc>
+        <w:tc>
+          <w:tcPr>
+            <w:tcW w:type="dxa" w:w="2880"/>
+            <w:shd w:fill="D9E2F3" w:val="clear"/>
+          </w:tcPr>
+          <w:p>
+            <w:r>
+              <w:rPr>
+                <w:b/>
+                <w:sz w:val="18"/>
+              </w:rPr>
+              <w:t>Type</w:t>
+            </w:r>
+          </w:p>
+        </w:tc>
+        <w:tc>
+          <w:tcPr>
+            <w:tcW w:type="dxa" w:w="2880"/>
+            <w:shd w:fill="D9E2F3" w:val="clear"/>
+          </w:tcPr>
+          <w:p>
+            <w:r>
+              <w:rPr>
+                <w:b/>
+                <w:sz w:val="18"/>
+              </w:rPr>
+              <w:t>Description</w:t>
+            </w:r>
+          </w:p>
+        </w:tc>
+      </w:tr>
+      <w:tr>
+        <w:tc>
+          <w:tcPr>
+            <w:tcW w:type="dxa" w:w="2880"/>
+          </w:tcPr>
+          <w:p>
+            <w:r>
+              <w:rPr>
+                <w:sz w:val="18"/>
+              </w:rPr>
+              <w:t>data_load_request</w:t>
+            </w:r>
+          </w:p>
+        </w:tc>
+        <w:tc>
+          <w:tcPr>
+            <w:tcW w:type="dxa" w:w="2880"/>
+          </w:tcPr>
+          <w:p>
+            <w:r>
+              <w:rPr>
+                <w:sz w:val="18"/>
+              </w:rPr>
+              <w:t>Queue</w:t>
+            </w:r>
+          </w:p>
+        </w:tc>
+        <w:tc>
+          <w:tcPr>
+            <w:tcW w:type="dxa" w:w="2880"/>
+          </w:tcPr>
+          <w:p>
+            <w:r>
+              <w:rPr>
+                <w:sz w:val="18"/>
+              </w:rPr>
+              <w:t>Request queue (status: PENDING -&gt; COMPLETE/FAILED)</w:t>
+            </w:r>
+          </w:p>
+        </w:tc>
+      </w:tr>
+      <w:tr>
+        <w:tc>
+          <w:tcPr>
+            <w:tcW w:type="dxa" w:w="2880"/>
+          </w:tcPr>
+          <w:p>
+            <w:r>
+              <w:rPr>
+                <w:sz w:val="18"/>
+              </w:rPr>
+              <w:t>usaspending_award</w:t>
+            </w:r>
+          </w:p>
+        </w:tc>
+        <w:tc>
+          <w:tcPr>
+            <w:tcW w:type="dxa" w:w="2880"/>
+          </w:tcPr>
+          <w:p>
+            <w:r>
+              <w:rPr>
+                <w:sz w:val="18"/>
+              </w:rPr>
+              <w:t>Target</w:t>
+            </w:r>
+          </w:p>
+        </w:tc>
+        <w:tc>
+          <w:tcPr>
+            <w:tcW w:type="dxa" w:w="2880"/>
+          </w:tcPr>
+          <w:p>
+            <w:r>
+              <w:rPr>
+                <w:sz w:val="18"/>
+              </w:rPr>
+              <w:t>USASpending award records (for USASPENDING_AWARD type)</w:t>
+            </w:r>
+          </w:p>
+        </w:tc>
+      </w:tr>
+      <w:tr>
+        <w:tc>
+          <w:tcPr>
+            <w:tcW w:type="dxa" w:w="2880"/>
+          </w:tcPr>
+          <w:p>
+            <w:r>
+              <w:rPr>
+                <w:sz w:val="18"/>
+              </w:rPr>
+              <w:t>usaspending_transaction</w:t>
+            </w:r>
+          </w:p>
+        </w:tc>
+        <w:tc>
+          <w:tcPr>
+            <w:tcW w:type="dxa" w:w="2880"/>
+          </w:tcPr>
+          <w:p>
+            <w:r>
+              <w:rPr>
+                <w:sz w:val="18"/>
+              </w:rPr>
+              <w:t>Target</w:t>
+            </w:r>
+          </w:p>
+        </w:tc>
+        <w:tc>
+          <w:tcPr>
+            <w:tcW w:type="dxa" w:w="2880"/>
+          </w:tcPr>
+          <w:p>
+            <w:r>
+              <w:rPr>
+                <w:sz w:val="18"/>
+              </w:rPr>
+              <w:t>Transaction records (for USASPENDING_AWARD type)</w:t>
+            </w:r>
+          </w:p>
+        </w:tc>
+      </w:tr>
+      <w:tr>
+        <w:tc>
+          <w:tcPr>
+            <w:tcW w:type="dxa" w:w="2880"/>
+          </w:tcPr>
+          <w:p>
+            <w:r>
+              <w:rPr>
+                <w:sz w:val="18"/>
+              </w:rPr>
+              <w:t>fpds_contract</w:t>
+            </w:r>
+          </w:p>
+        </w:tc>
+        <w:tc>
+          <w:tcPr>
+            <w:tcW w:type="dxa" w:w="2880"/>
+          </w:tcPr>
+          <w:p>
+            <w:r>
+              <w:rPr>
+                <w:sz w:val="18"/>
+              </w:rPr>
+              <w:t>Target</w:t>
+            </w:r>
+          </w:p>
+        </w:tc>
+        <w:tc>
+          <w:tcPr>
+            <w:tcW w:type="dxa" w:w="2880"/>
+          </w:tcPr>
+          <w:p>
+            <w:r>
+              <w:rPr>
+                <w:sz w:val="18"/>
+              </w:rPr>
+              <w:t>FPDS contract records (for FPDS_AWARD type)</w:t>
+            </w:r>
+          </w:p>
+        </w:tc>
+      </w:tr>
+      <w:tr>
+        <w:tc>
+          <w:tcPr>
+            <w:tcW w:type="dxa" w:w="2880"/>
+          </w:tcPr>
+          <w:p>
+            <w:r>
+              <w:rPr>
+                <w:sz w:val="18"/>
+              </w:rPr>
+              <w:t>federal_organization</w:t>
+            </w:r>
+          </w:p>
+        </w:tc>
+        <w:tc>
+          <w:tcPr>
+            <w:tcW w:type="dxa" w:w="2880"/>
+          </w:tcPr>
+          <w:p>
+            <w:r>
+              <w:rPr>
+                <w:sz w:val="18"/>
+              </w:rPr>
+              <w:t>Target</w:t>
+            </w:r>
+          </w:p>
+        </w:tc>
+        <w:tc>
+          <w:tcPr>
+            <w:tcW w:type="dxa" w:w="2880"/>
+          </w:tcPr>
+          <w:p>
+            <w:r>
+              <w:rPr>
+                <w:sz w:val="18"/>
+              </w:rPr>
+              <w:t>Agency/office org records (for REFRESH_FEDHIER_ORG type)</w:t>
+            </w:r>
+          </w:p>
+        </w:tc>
+      </w:tr>
+      <w:tr>
+        <w:tc>
+          <w:tcPr>
+            <w:tcW w:type="dxa" w:w="2880"/>
+          </w:tcPr>
+          <w:p>
+            <w:r>
+              <w:rPr>
+                <w:sz w:val="18"/>
+              </w:rPr>
+              <w:t>opportunity_attachment_intel</w:t>
+            </w:r>
+          </w:p>
+        </w:tc>
+        <w:tc>
+          <w:tcPr>
+            <w:tcW w:type="dxa" w:w="2880"/>
+          </w:tcPr>
+          <w:p>
+            <w:r>
+              <w:rPr>
+                <w:sz w:val="18"/>
+              </w:rPr>
+              <w:t>Target</w:t>
+            </w:r>
+          </w:p>
+        </w:tc>
+        <w:tc>
+          <w:tcPr>
+            <w:tcW w:type="dxa" w:w="2880"/>
+          </w:tcPr>
+          <w:p>
+            <w:r>
+              <w:rPr>
+                <w:sz w:val="18"/>
+              </w:rPr>
+              <w:t>AI analysis results (for ATTACHMENT_ANALYSIS type)</w:t>
+            </w:r>
+          </w:p>
+        </w:tc>
+      </w:tr>
+      <w:tr>
+        <w:tc>
+          <w:tcPr>
+            <w:tcW w:type="dxa" w:w="2880"/>
+          </w:tcPr>
+          <w:p>
+            <w:r>
+              <w:rPr>
+                <w:sz w:val="18"/>
+              </w:rPr>
+              <w:t>etl_load_log</w:t>
+            </w:r>
+          </w:p>
+        </w:tc>
+        <w:tc>
+          <w:tcPr>
+            <w:tcW w:type="dxa" w:w="2880"/>
+          </w:tcPr>
+          <w:p>
+            <w:r>
+              <w:rPr>
+                <w:sz w:val="18"/>
+              </w:rPr>
+              <w:t>Tracking</w:t>
+            </w:r>
+          </w:p>
+        </w:tc>
+        <w:tc>
+          <w:tcPr>
+            <w:tcW w:type="dxa" w:w="2880"/>
+          </w:tcPr>
+          <w:p>
+            <w:r>
+              <w:rPr>
+                <w:sz w:val="18"/>
+              </w:rPr>
+              <w:t>Load progress and statistics</w:t>
+            </w:r>
+          </w:p>
+        </w:tc>
+      </w:tr>
+    </w:tbl>
+    <w:p>
+      <w:pPr>
+        <w:pStyle w:val="Heading2"/>
+      </w:pPr>
+      <w:r>
+        <w:t>Load Strategy</w:t>
+      </w:r>
+    </w:p>
+    <w:p>
+      <w:r>
+        <w:t>Polls data_load_request for up to 10 PENDING rows per invocation. For each request, determines the request type and delegates to the appropriate loader: USASpendingLoader, AwardsLoader, FedHierLoader, or AttachmentPipeline. Updates request status to COMPLETE or FAILED. Use --watch for continuous polling (5-second interval).</w:t>
+      </w:r>
+    </w:p>
+    <w:p>
+      <w:pPr>
+        <w:pStyle w:val="Heading2"/>
+      </w:pPr>
+      <w:r>
+        <w:t>Rate Limits</w:t>
+      </w:r>
+    </w:p>
+    <w:p>
+      <w:r>
+        <w:t>USASpending: no rate limits. SAM.gov (FPDS + Fed Hierarchy): uses API key 2 (1,000/day). ATTACHMENT_ANALYSIS: no API calls (local processing).</w:t>
+      </w:r>
+    </w:p>
+    <w:p>
+      <w:pPr>
+        <w:pStyle w:val="Heading2"/>
+      </w:pPr>
+      <w:r>
+        <w:t>Change Detection</w:t>
+      </w:r>
+    </w:p>
+    <w:p>
+      <w:r>
+        <w:t>Delegates to underlying loaders (USASpendingLoader, AwardsLoader, FedHierLoader) which use SHA-256 change detection.</w:t>
+      </w:r>
+    </w:p>
+    <w:p>
+      <w:pPr>
+        <w:pStyle w:val="Heading2"/>
+      </w:pPr>
+      <w:r>
+        <w:t>CLI Options</w:t>
+      </w:r>
+    </w:p>
+    <w:tbl>
+      <w:tblPr>
+        <w:tblStyle w:val="TableGrid"/>
+        <w:tblW w:type="auto" w:w="0"/>
+        <w:jc w:val="left"/>
+        <w:tblLook w:firstColumn="1" w:firstRow="1" w:lastColumn="0" w:lastRow="0" w:noHBand="0" w:noVBand="1" w:val="04A0"/>
+      </w:tblPr>
+      <w:tblGrid>
+        <w:gridCol w:w="2880"/>
+        <w:gridCol w:w="2880"/>
+        <w:gridCol w:w="2880"/>
+      </w:tblGrid>
+      <w:tr>
+        <w:tc>
+          <w:tcPr>
+            <w:tcW w:type="dxa" w:w="2880"/>
+            <w:shd w:fill="D9E2F3" w:val="clear"/>
+          </w:tcPr>
+          <w:p>
+            <w:r>
+              <w:rPr>
+                <w:b/>
+                <w:sz w:val="18"/>
+              </w:rPr>
+              <w:t>Option</w:t>
+            </w:r>
+          </w:p>
+        </w:tc>
+        <w:tc>
+          <w:tcPr>
+            <w:tcW w:type="dxa" w:w="2880"/>
+            <w:shd w:fill="D9E2F3" w:val="clear"/>
+          </w:tcPr>
+          <w:p>
+            <w:r>
+              <w:rPr>
+                <w:b/>
+                <w:sz w:val="18"/>
+              </w:rPr>
+              <w:t>Default</w:t>
+            </w:r>
+          </w:p>
+        </w:tc>
+        <w:tc>
+          <w:tcPr>
+            <w:tcW w:type="dxa" w:w="2880"/>
+            <w:shd w:fill="D9E2F3" w:val="clear"/>
+          </w:tcPr>
+          <w:p>
+            <w:r>
+              <w:rPr>
+                <w:b/>
+                <w:sz w:val="18"/>
+              </w:rPr>
+              <w:t>Description</w:t>
+            </w:r>
+          </w:p>
+        </w:tc>
+      </w:tr>
+      <w:tr>
+        <w:tc>
+          <w:tcPr>
+            <w:tcW w:type="dxa" w:w="2880"/>
+          </w:tcPr>
+          <w:p>
+            <w:r>
+              <w:rPr>
+                <w:sz w:val="18"/>
+              </w:rPr>
+              <w:t>--watch</w:t>
+            </w:r>
+          </w:p>
+        </w:tc>
+        <w:tc>
+          <w:tcPr>
+            <w:tcW w:type="dxa" w:w="2880"/>
+          </w:tcPr>
+          <w:p>
+            <w:r>
+              <w:rPr>
+                <w:sz w:val="18"/>
+              </w:rPr>
+              <w:t>False</w:t>
+            </w:r>
+          </w:p>
+        </w:tc>
+        <w:tc>
+          <w:tcPr>
+            <w:tcW w:type="dxa" w:w="2880"/>
+          </w:tcPr>
+          <w:p>
+            <w:r>
+              <w:rPr>
+                <w:sz w:val="18"/>
+              </w:rPr>
+              <w:t>Run continuously, polling every 5 seconds</w:t>
+            </w:r>
+          </w:p>
+        </w:tc>
+      </w:tr>
+    </w:tbl>
+    <w:p>
+      <w:pPr>
+        <w:pStyle w:val="Heading2"/>
+      </w:pPr>
+      <w:r>
+        <w:t>Example Usage</w:t>
+      </w:r>
+    </w:p>
+    <w:p>
+      <w:pPr>
+        <w:spacing w:before="80" w:after="80"/>
+        <w:ind w:left="567"/>
+      </w:pPr>
+      <w:r>
+        <w:rPr>
+          <w:rFonts w:ascii="Consolas" w:hAnsi="Consolas"/>
+          <w:sz w:val="18"/>
+        </w:rPr>
+        <w:t>python main.py job process-requests</w:t>
+      </w:r>
+    </w:p>
+    <w:p>
+      <w:pPr>
+        <w:spacing w:before="80" w:after="80"/>
+        <w:ind w:left="567"/>
+      </w:pPr>
+      <w:r>
+        <w:rPr>
+          <w:rFonts w:ascii="Consolas" w:hAnsi="Consolas"/>
+          <w:sz w:val="18"/>
+        </w:rPr>
+        <w:t>python main.py job process-requests --watch</w:t>
       </w:r>
     </w:p>
     <w:p>
@@ -9923,6 +10749,10 @@
         <w:t>- Use --watch for background service mode (Ctrl+C to stop).</w:t>
         <w:br/>
         <w:t>- Processes at most 10 requests per poll cycle.</w:t>
+        <w:br/>
+        <w:t>- REFRESH_FEDHIER_ORG: lookup_key = fh_org_id; refreshes single org from SAM.gov.</w:t>
+        <w:br/>
+        <w:t>- ATTACHMENT_ANALYSIS: lookup_key = notice_id; runs AI analysis on attachments.</w:t>
       </w:r>
     </w:p>
     <w:p>
@@ -9940,7 +10770,7 @@
     </w:p>
     <w:p>
       <w:r>
-        <w:t>The daily_load.bat script runs the following 10 steps in order:</w:t>
+        <w:t>The daily_load.bat script runs the following 13 steps in order:</w:t>
       </w:r>
     </w:p>
     <w:tbl>
@@ -10095,7 +10925,7 @@
               <w:rPr>
                 <w:sz w:val="18"/>
               </w:rPr>
-              <w:t>load usaspending-bulk</w:t>
+              <w:t>update fetch-descriptions</w:t>
             </w:r>
           </w:p>
         </w:tc>
@@ -10108,7 +10938,7 @@
               <w:rPr>
                 <w:sz w:val="18"/>
               </w:rPr>
-              <w:t>--days-back 5</w:t>
+              <w:t>--key 2 --limit 100 --naics &lt;NAICS&gt; --set-aside WOSB,8A,SBA</w:t>
             </w:r>
           </w:p>
         </w:tc>
@@ -10121,7 +10951,7 @@
               <w:rPr>
                 <w:sz w:val="18"/>
               </w:rPr>
-              <w:t>Bulk load recent USASpending data</w:t>
+              <w:t>Backfill description text (priority NAICS+set-aside first)</w:t>
             </w:r>
           </w:p>
         </w:tc>
@@ -10149,7 +10979,7 @@
               <w:rPr>
                 <w:sz w:val="18"/>
               </w:rPr>
-              <w:t>load awards</w:t>
+              <w:t>load usaspending-bulk</w:t>
             </w:r>
           </w:p>
         </w:tc>
@@ -10162,7 +10992,7 @@
               <w:rPr>
                 <w:sz w:val="18"/>
               </w:rPr>
-              <w:t>--naics &lt;NAICS&gt; --days-back 10 --max-calls 300 --key 2 --set-aside 8a</w:t>
+              <w:t>--days-back 5</w:t>
             </w:r>
           </w:p>
         </w:tc>
@@ -10175,7 +11005,7 @@
               <w:rPr>
                 <w:sz w:val="18"/>
               </w:rPr>
-              <w:t>Load 8(a) set-aside awards</w:t>
+              <w:t>Bulk load recent USASpending data</w:t>
             </w:r>
           </w:p>
         </w:tc>
@@ -10216,7 +11046,7 @@
               <w:rPr>
                 <w:sz w:val="18"/>
               </w:rPr>
-              <w:t>--naics &lt;NAICS&gt; --days-back 10 --max-calls 300 --key 2 --set-aside WOSB</w:t>
+              <w:t>--naics &lt;NAICS&gt; --days-back 10 --max-calls 100 --key 2 --set-aside 8a</w:t>
             </w:r>
           </w:p>
         </w:tc>
@@ -10229,7 +11059,7 @@
               <w:rPr>
                 <w:sz w:val="18"/>
               </w:rPr>
-              <w:t>Load WOSB set-aside awards</w:t>
+              <w:t>Load 8(a) set-aside awards</w:t>
             </w:r>
           </w:p>
         </w:tc>
@@ -10270,7 +11100,7 @@
               <w:rPr>
                 <w:sz w:val="18"/>
               </w:rPr>
-              <w:t>--naics &lt;NAICS&gt; --days-back 10 --max-calls 300 --key 2 --set-aside SBA</w:t>
+              <w:t>--naics &lt;NAICS&gt; --days-back 10 --max-calls 100 --key 2 --set-aside WOSB</w:t>
             </w:r>
           </w:p>
         </w:tc>
@@ -10283,7 +11113,7 @@
               <w:rPr>
                 <w:sz w:val="18"/>
               </w:rPr>
-              <w:t>Load SBA set-aside awards</w:t>
+              <w:t>Load WOSB set-aside awards</w:t>
             </w:r>
           </w:p>
         </w:tc>
@@ -10311,7 +11141,7 @@
               <w:rPr>
                 <w:sz w:val="18"/>
               </w:rPr>
-              <w:t>update link-metadata</w:t>
+              <w:t>load awards</w:t>
             </w:r>
           </w:p>
         </w:tc>
@@ -10324,6 +11154,7 @@
               <w:rPr>
                 <w:sz w:val="18"/>
               </w:rPr>
+              <w:t>--naics &lt;NAICS&gt; --days-back 10 --max-calls 100 --key 2 --set-aside SBA</w:t>
             </w:r>
           </w:p>
         </w:tc>
@@ -10336,7 +11167,7 @@
               <w:rPr>
                 <w:sz w:val="18"/>
               </w:rPr>
-              <w:t>Enrich resource link filenames and content types</w:t>
+              <w:t>Load SBA set-aside awards</w:t>
             </w:r>
           </w:p>
         </w:tc>
@@ -10364,7 +11195,7 @@
               <w:rPr>
                 <w:sz w:val="18"/>
               </w:rPr>
-              <w:t>download attachments</w:t>
+              <w:t>update link-metadata</w:t>
             </w:r>
           </w:p>
         </w:tc>
@@ -10377,7 +11208,6 @@
               <w:rPr>
                 <w:sz w:val="18"/>
               </w:rPr>
-              <w:t>--missing-only --active-only --batch-size 5000</w:t>
             </w:r>
           </w:p>
         </w:tc>
@@ -10390,7 +11220,7 @@
               <w:rPr>
                 <w:sz w:val="18"/>
               </w:rPr>
-              <w:t>Download attachment files for active opportunities</w:t>
+              <w:t>Enrich resource link filenames and content types</w:t>
             </w:r>
           </w:p>
         </w:tc>
@@ -10418,7 +11248,7 @@
               <w:rPr>
                 <w:sz w:val="18"/>
               </w:rPr>
-              <w:t>extract attachment-text</w:t>
+              <w:t>download attachments</w:t>
             </w:r>
           </w:p>
         </w:tc>
@@ -10431,7 +11261,7 @@
               <w:rPr>
                 <w:sz w:val="18"/>
               </w:rPr>
-              <w:t>--batch-size 5000</w:t>
+              <w:t>--missing-only --active-only --batch-size 5000</w:t>
             </w:r>
           </w:p>
         </w:tc>
@@ -10444,7 +11274,7 @@
               <w:rPr>
                 <w:sz w:val="18"/>
               </w:rPr>
-              <w:t>Extract text from downloaded attachments</w:t>
+              <w:t>Download attachment files for active opportunities</w:t>
             </w:r>
           </w:p>
         </w:tc>
@@ -10472,7 +11302,7 @@
               <w:rPr>
                 <w:sz w:val="18"/>
               </w:rPr>
-              <w:t>extract attachment-intel</w:t>
+              <w:t>extract attachment-text</w:t>
             </w:r>
           </w:p>
         </w:tc>
@@ -10485,7 +11315,7 @@
               <w:rPr>
                 <w:sz w:val="18"/>
               </w:rPr>
-              <w:t>--batch-size 5000</w:t>
+              <w:t>--batch-size 5000 --workers 10</w:t>
             </w:r>
           </w:p>
         </w:tc>
@@ -10498,7 +11328,7 @@
               <w:rPr>
                 <w:sz w:val="18"/>
               </w:rPr>
-              <w:t>Extract structured intelligence from text</w:t>
+              <w:t>Extract text from downloaded attachments</w:t>
             </w:r>
           </w:p>
         </w:tc>
@@ -10526,7 +11356,114 @@
               <w:rPr>
                 <w:sz w:val="18"/>
               </w:rPr>
-              <w:t>cleanup attachment-files</w:t>
+              <w:t>extract attachment-intel</w:t>
+            </w:r>
+          </w:p>
+        </w:tc>
+        <w:tc>
+          <w:tcPr>
+            <w:tcW w:type="dxa" w:w="2160"/>
+          </w:tcPr>
+          <w:p>
+            <w:r>
+              <w:rPr>
+                <w:sz w:val="18"/>
+              </w:rPr>
+              <w:t>--batch-size 5000</w:t>
+            </w:r>
+          </w:p>
+        </w:tc>
+        <w:tc>
+          <w:tcPr>
+            <w:tcW w:type="dxa" w:w="2160"/>
+          </w:tcPr>
+          <w:p>
+            <w:r>
+              <w:rPr>
+                <w:sz w:val="18"/>
+              </w:rPr>
+              <w:t>Extract structured intelligence from text</w:t>
+            </w:r>
+          </w:p>
+        </w:tc>
+      </w:tr>
+      <w:tr>
+        <w:tc>
+          <w:tcPr>
+            <w:tcW w:type="dxa" w:w="2160"/>
+          </w:tcPr>
+          <w:p>
+            <w:r>
+              <w:rPr>
+                <w:sz w:val="18"/>
+              </w:rPr>
+              <w:t>11</w:t>
+            </w:r>
+          </w:p>
+        </w:tc>
+        <w:tc>
+          <w:tcPr>
+            <w:tcW w:type="dxa" w:w="2160"/>
+          </w:tcPr>
+          <w:p>
+            <w:r>
+              <w:rPr>
+                <w:sz w:val="18"/>
+              </w:rPr>
+              <w:t>backfill opportunity-intel</w:t>
+            </w:r>
+          </w:p>
+        </w:tc>
+        <w:tc>
+          <w:tcPr>
+            <w:tcW w:type="dxa" w:w="2160"/>
+          </w:tcPr>
+          <w:p>
+            <w:r>
+              <w:rPr>
+                <w:sz w:val="18"/>
+              </w:rPr>
+            </w:r>
+          </w:p>
+        </w:tc>
+        <w:tc>
+          <w:tcPr>
+            <w:tcW w:type="dxa" w:w="2160"/>
+          </w:tcPr>
+          <w:p>
+            <w:r>
+              <w:rPr>
+                <w:sz w:val="18"/>
+              </w:rPr>
+              <w:t>Propagate intel findings to opportunity table</w:t>
+            </w:r>
+          </w:p>
+        </w:tc>
+      </w:tr>
+      <w:tr>
+        <w:tc>
+          <w:tcPr>
+            <w:tcW w:type="dxa" w:w="2160"/>
+          </w:tcPr>
+          <w:p>
+            <w:r>
+              <w:rPr>
+                <w:sz w:val="18"/>
+              </w:rPr>
+              <w:t>12</w:t>
+            </w:r>
+          </w:p>
+        </w:tc>
+        <w:tc>
+          <w:tcPr>
+            <w:tcW w:type="dxa" w:w="2160"/>
+          </w:tcPr>
+          <w:p>
+            <w:r>
+              <w:rPr>
+                <w:sz w:val="18"/>
+              </w:rPr>
+              <w:t>maintain attachment-files</w:t>
             </w:r>
           </w:p>
         </w:tc>
